--- a/03_Outputs/final scripts/fr/Module 1/1.2.0-fr.docx
+++ b/03_Outputs/final scripts/fr/Module 1/1.2.0-fr.docx
@@ -9,7 +9,7 @@
     </w:p>
     <w:p>
       <w:r>
-        <w:t xml:space="preserve">L'énergie est plus qu'une seule cible — c'est le fil qui alimente le progrès dans tous ces domaines. Des écoles et hôpitaux à l'eau potable, à l'alimentation et à l'emploi, une énergie moderne fiable transforme des vies.  </w:t>
+        <w:t xml:space="preserve">L'énergie est un fil conducteur qui alimente le progrès dans tous les objectifs de développement durable. Des écoles et hôpitaux à l'eau potable, à l'alimentation et à l'emploi, une énergie moderne fiable transforme des vies.  </w:t>
       </w:r>
     </w:p>
     <w:p>
@@ -19,27 +19,22 @@
     </w:p>
     <w:p>
       <w:r>
-        <w:t xml:space="preserve">Les transitions énergétiques remodelent nos ressources. Aujourd'hui, le secteur utilise environ 10 % de l'eau douce mondiale. D'ici 2050, passer du charbon au solaire et à l'éolien pourrait réduire cette consommation de 15 %, tout en améliorant la qualité de l'air dans les villes densément peuplées. L'industrie des énergies renouvelables soutient déjà plus de 16 millions d'emplois et continue de croître.  </w:t>
+        <w:t xml:space="preserve">Les transitions énergétiques modifient nos ressources. Aujourd'hui, le secteur utilise environ 10 % de l'eau douce mondiale. D'ici 2050, passer du charbon au solaire et à l'éolien pourrait réduire cette consommation de 15 %, tout en assainissant l'air pollué dans les villes densément peuplées.  </w:t>
       </w:r>
     </w:p>
     <w:p>
       <w:r>
-        <w:t xml:space="preserve">L'énergie ouvre également des opportunités dans l'éducation. La lumière après la tombée de la nuit prolonge les heures d'étude, tandis que l'accès numérique dans les écoles rurales développe des compétences pour l'avenir. Des systèmes de cuisson plus propres et des systèmes d'eau solaires libèrent aussi du temps — souvent 15 à 18 heures par semaine — offrant aux femmes et aux filles de meilleures opportunités.  </w:t>
+        <w:t xml:space="preserve">L'industrie des énergies renouvelables soutient déjà plus de 16 millions d'emplois, et continue de croître. Des systèmes de cuisson plus propres et des systèmes solaires pour l'eau libèrent également du temps consacré à la collecte de combustibles solides, qui impactent souvent les femmes et les filles — économisant de 15 à 18 heures par semaine — offrant de nouvelles opportunités.  </w:t>
       </w:r>
     </w:p>
     <w:p>
       <w:r>
-        <w:t xml:space="preserve">L'efficacité est tout aussi essentielle pour la transformation des systèmes. Les réseaux intelligents, les solutions de valorisation des déchets en énergie et l'analyse en temps réel optimisent les ressources, renforcent la résilience et améliorent la sécurité alimentaire et hydrique.  </w:t>
+        <w:t xml:space="preserve">Améliorer l'efficacité est tout aussi puissant pour la transformation des systèmes que pour la décarbonation. Les réseaux intelligents, les solutions de valorisation des déchets en énergie et l'analyse en temps réel renforcent la résilience et améliorent la sécurité alimentaire et hydrique.  </w:t>
       </w:r>
     </w:p>
     <w:p>
       <w:r>
-        <w:t xml:space="preserve">Dans ce chapitre, nous explorerons ces interconnexions — comment l'énergie relie la santé, l'éducation, l'égalité des sexes et l'action climatique. Et nous verrons comment des solutions intégrées, comme les systèmes d'eau alimentés par l'énergie solaire et les initiatives de cuisson propre, peuvent offrir de nombreux bénéfices simultanément.  </w:t>
-      </w:r>
-    </w:p>
-    <w:p>
-      <w:r>
-        <w:t>Commençons, et découvrons comment l'énergie multiplie le progrès dans tous les Objectifs de développement durable.</w:t>
+        <w:t>Dans ce chapitre, nous explorerons ces interconnexions. Commençons, et découvrons comment l'énergie multiplie le progrès dans tous les Objectifs de développement durable.</w:t>
       </w:r>
     </w:p>
     <w:sectPr>
